--- a/materialien/Welt2_Renaissance/5_Loesungen/KR_W2_Akte3_Friedmans_Zufall_LSG.docx
+++ b/materialien/Welt2_Renaissance/5_Loesungen/KR_W2_Akte3_Friedmans_Zufall_LSG.docx
@@ -2453,7 +2453,7 @@
           <w:color w:val="1B1B1F"/>
           <w:sz w:val="22"/>
         </w:rPr>
-        <w:t xml:space="preserve"> den Koinzidenzindex von SERENISSIMA und von LAGUNE (Bruch und Dezimalzahl).</w:t>
+        <w:t xml:space="preserve"> den Koinzidenzindex von SERENISSIMA und von GONDEL (Bruch und Dezimalzahl).</w:t>
       </w:r>
     </w:p>
     <w:tbl>
@@ -2553,7 +2553,7 @@
                 <w:color w:val="1F4E8C"/>
                 <w:sz w:val="22"/>
               </w:rPr>
-              <w:t xml:space="preserve">; LAGUNE: alle verschieden → 0/30 = </w:t>
+              <w:t xml:space="preserve">; GONDEL: alle verschieden → 0/30 = </w:t>
             </w:r>
             <w:r>
               <w:rPr>

--- a/materialien/Welt2_Renaissance/5_Loesungen/KR_W2_Akte3_Friedmans_Zufall_LSG.docx
+++ b/materialien/Welt2_Renaissance/5_Loesungen/KR_W2_Akte3_Friedmans_Zufall_LSG.docx
@@ -3447,7 +3447,7 @@
           <w:color w:val="1B1B1F"/>
           <w:sz w:val="22"/>
         </w:rPr>
-        <w:t>anna</w:t>
+        <w:t>ebbe</w:t>
       </w:r>
       <w:r>
         <w:rPr>
@@ -3467,7 +3467,7 @@
           <w:color w:val="1B1B1F"/>
           <w:sz w:val="22"/>
         </w:rPr>
-        <w:t>otto</w:t>
+        <w:t>nonne</w:t>
       </w:r>
       <w:r>
         <w:rPr>
@@ -3751,7 +3751,7 @@
                 <w:color w:val="1B1B1F"/>
                 <w:sz w:val="20"/>
               </w:rPr>
-              <w:t>anna</w:t>
+              <w:t>ebbe</w:t>
             </w:r>
           </w:p>
         </w:tc>
@@ -3832,7 +3832,7 @@
                 <w:color w:val="1B1B1F"/>
                 <w:sz w:val="20"/>
               </w:rPr>
-              <w:t>AOPD</w:t>
+              <w:t>ECDH</w:t>
             </w:r>
           </w:p>
         </w:tc>
@@ -3890,7 +3890,7 @@
                 <w:color w:val="1B1B1F"/>
                 <w:sz w:val="20"/>
               </w:rPr>
-              <w:t>otto</w:t>
+              <w:t>nonne</w:t>
             </w:r>
           </w:p>
         </w:tc>
@@ -3917,7 +3917,7 @@
                 <w:color w:val="1B1B1F"/>
                 <w:sz w:val="20"/>
               </w:rPr>
-              <w:t>4/12</w:t>
+              <w:t>6/20</w:t>
             </w:r>
           </w:p>
         </w:tc>
@@ -3971,7 +3971,7 @@
                 <w:color w:val="1B1B1F"/>
                 <w:sz w:val="20"/>
               </w:rPr>
-              <w:t>RWWR</w:t>
+              <w:t>QRQQH</w:t>
             </w:r>
           </w:p>
         </w:tc>
@@ -3998,7 +3998,7 @@
                 <w:color w:val="1B1B1F"/>
                 <w:sz w:val="20"/>
               </w:rPr>
-              <w:t>4/12</w:t>
+              <w:t>6/20</w:t>
             </w:r>
           </w:p>
         </w:tc>
@@ -4100,7 +4100,7 @@
                 <w:color w:val="1F4E8C"/>
                 <w:sz w:val="22"/>
               </w:rPr>
-              <w:t>AOPD</w:t>
+              <w:t>ECDH</w:t>
             </w:r>
             <w:r>
               <w:rPr>
@@ -4120,7 +4120,7 @@
                 <w:color w:val="1F4E8C"/>
                 <w:sz w:val="22"/>
               </w:rPr>
-              <w:t>RWWR</w:t>
+              <w:t>QRQQH</w:t>
             </w:r>
             <w:r>
               <w:rPr>
@@ -4140,7 +4140,7 @@
                 <w:color w:val="1F4E8C"/>
                 <w:sz w:val="22"/>
               </w:rPr>
-              <w:t>anna</w:t>
+              <w:t>ebbe</w:t>
             </w:r>
             <w:r>
               <w:rPr>
@@ -4160,7 +4160,7 @@
                 <w:color w:val="1F4E8C"/>
                 <w:sz w:val="22"/>
               </w:rPr>
-              <w:t>AOPD</w:t>
+              <w:t>ECDH</w:t>
             </w:r>
             <w:r>
               <w:rPr>
@@ -4180,7 +4180,7 @@
                 <w:color w:val="1F4E8C"/>
                 <w:sz w:val="22"/>
               </w:rPr>
-              <w:t>otto</w:t>
+              <w:t>nonne</w:t>
             </w:r>
             <w:r>
               <w:rPr>
@@ -4190,7 +4190,7 @@
                 <w:color w:val="1F4E8C"/>
                 <w:sz w:val="22"/>
               </w:rPr>
-              <w:t xml:space="preserve"> 4/12 → </w:t>
+              <w:t xml:space="preserve"> 6/20 → </w:t>
             </w:r>
             <w:r>
               <w:rPr>
@@ -4200,7 +4200,7 @@
                 <w:color w:val="1F4E8C"/>
                 <w:sz w:val="22"/>
               </w:rPr>
-              <w:t>RWWR</w:t>
+              <w:t>QRQQH</w:t>
             </w:r>
             <w:r>
               <w:rPr>
@@ -4210,7 +4210,7 @@
                 <w:color w:val="1F4E8C"/>
                 <w:sz w:val="22"/>
               </w:rPr>
-              <w:t xml:space="preserve"> 4/12.</w:t>
+              <w:t xml:space="preserve"> 6/20.</w:t>
             </w:r>
           </w:p>
           <w:p>

--- a/materialien/Welt2_Renaissance/5_Loesungen/KR_W2_Akte3_Friedmans_Zufall_LSG.docx
+++ b/materialien/Welt2_Renaissance/5_Loesungen/KR_W2_Akte3_Friedmans_Zufall_LSG.docx
@@ -6863,7 +6863,7 @@
                 <w:color w:val="1B1B1F"/>
                 <w:sz w:val="22"/>
               </w:rPr>
-              <w:t xml:space="preserve">Ein Vigenère-Geheimtext hat n = 1001 Zeichen und den Koinzidenzindex I = 0,0418. </w:t>
+              <w:t xml:space="preserve">Ein Vigenère-Geheimtext hat n = 851 Zeichen und den Koinzidenzindex I = 0,0426. </w:t>
             </w:r>
             <w:r>
               <w:rPr>
@@ -7001,7 +7001,7 @@
                       <w:color w:val="1F4E8C"/>
                       <w:sz w:val="22"/>
                     </w:rPr>
-                    <w:t xml:space="preserve">Zähler 0,038 · 1001 = 38,038; (n − 1) · I = 1000 · 0,0418 = 41,8; Nenner 41,8 − 38,038 + 0,076 = 3,838; k ≈ 38,038 : 3,838 ≈ 9,9 ≈ </w:t>
+                    <w:t xml:space="preserve">Zähler 0,038 · 851 = 32,338; (n − 1) · I = 850 · 0,0426 = 36,21; Nenner 36,21 − 32,338 + 0,076 = 3,948; k ≈ 32,338 : 3,948 ≈ 8,2 ≈ </w:t>
                   </w:r>
                   <w:r>
                     <w:rPr>
@@ -7011,7 +7011,7 @@
                       <w:color w:val="1F4E8C"/>
                       <w:sz w:val="22"/>
                     </w:rPr>
-                    <w:t>10</w:t>
+                    <w:t>8</w:t>
                   </w:r>
                   <w:r>
                     <w:rPr>
